--- a/lh2/DURCHBLICKT_LH2_Digitale_Identitaet_Arbeitsblätter.docx
+++ b/lh2/DURCHBLICKT_LH2_Digitale_Identitaet_Arbeitsblätter.docx
@@ -20,7 +20,7 @@
           <w:bCs/>
           <w:lang w:val="de"/>
         </w:rPr>
-        <w:t>Wer bin ich online? Digitale Indentität zwischen Selbstausdruck und Selbstinszenierung</w:t>
+        <w:t>Wer bin ich online? Digitale Identität zwischen Selbstausdruck und Selbstinszenierung</w:t>
       </w:r>
     </w:p>
     <w:p>
@@ -90,7 +90,7 @@
           <w:color w:val="000000" w:themeColor="text1"/>
         </w:rPr>
         <w:pict w14:anchorId="6C185CF1">
-          <v:rect id="_x0000_i1039" style="width:0;height:1.5pt" o:hralign="center" o:hrstd="t" o:hr="t" fillcolor="#a0a0a0" stroked="f"/>
+          <v:rect id="_x0000_i1025" style="width:0;height:1.5pt" o:hralign="center" o:hrstd="t" o:hr="t" fillcolor="#a0a0a0" stroked="f"/>
         </w:pict>
       </w:r>
     </w:p>
@@ -924,13 +924,13 @@
       <w:tr>
         <w:tc>
           <w:tcPr>
-            <w:cnfStyle w:val="001000000000" w:firstRow="0" w:lastRow="0" w:firstColumn="1" w:lastColumn="0" w:oddVBand="0" w:evenVBand="0" w:oddHBand="0" w:evenHBand="0" w:firstRowFirstColumn="0" w:firstRowLastColumn="0" w:lastRowFirstColumn="0" w:lastRowLastColumn="0"/>
             <w:tcW w:w="0" w:type="auto"/>
             <w:hideMark/>
           </w:tcPr>
           <w:p>
             <w:pPr>
               <w:spacing w:line="276" w:lineRule="auto"/>
+              <w:cnfStyle w:val="001000000000" w:firstRow="0" w:lastRow="0" w:firstColumn="1" w:lastColumn="0" w:oddVBand="0" w:evenVBand="0" w:oddHBand="0" w:evenHBand="0" w:firstRowFirstColumn="0" w:firstRowLastColumn="0" w:lastRowFirstColumn="0" w:lastRowLastColumn="0"/>
               <w:rPr>
                 <w:rFonts w:cstheme="minorHAnsi"/>
                 <w:color w:val="000000" w:themeColor="text1"/>
@@ -953,12 +953,11 @@
           <w:p>
             <w:pPr>
               <w:spacing w:line="276" w:lineRule="auto"/>
-              <w:cnfStyle w:val="000000000000" w:firstRow="0" w:lastRow="0" w:firstColumn="0" w:lastColumn="0" w:oddVBand="0" w:evenVBand="0" w:oddHBand="0" w:evenHBand="0" w:firstRowFirstColumn="0" w:firstRowLastColumn="0" w:lastRowFirstColumn="0" w:lastRowLastColumn="0"/>
               <w:rPr>
                 <w:rFonts w:cstheme="minorHAnsi"/>
                 <w:b/>
                 <w:bCs/>
-                <w:color w:val="000000" w:themeColor="text1"/>
+                <w:color w:val="EE0000"/>
               </w:rPr>
             </w:pPr>
             <w:r>
@@ -968,7 +967,7 @@
                 <w:bCs/>
                 <w:color w:val="000000" w:themeColor="text1"/>
               </w:rPr>
-              <w:t>Selbstreflexionsbogen: Meine Online-Präsenz</w:t>
+              <w:t>5 Fragen vor dem Posten</w:t>
             </w:r>
           </w:p>
         </w:tc>
@@ -980,7 +979,6 @@
           <w:p>
             <w:pPr>
               <w:spacing w:line="276" w:lineRule="auto"/>
-              <w:cnfStyle w:val="000000000000" w:firstRow="0" w:lastRow="0" w:firstColumn="0" w:lastColumn="0" w:oddVBand="0" w:evenVBand="0" w:oddHBand="0" w:evenHBand="0" w:firstRowFirstColumn="0" w:firstRowLastColumn="0" w:lastRowFirstColumn="0" w:lastRowLastColumn="0"/>
               <w:rPr>
                 <w:rFonts w:cstheme="minorHAnsi"/>
                 <w:b/>
@@ -995,7 +993,7 @@
                 <w:bCs/>
                 <w:color w:val="000000" w:themeColor="text1"/>
               </w:rPr>
-              <w:t>6</w:t>
+              <w:t>5</w:t>
             </w:r>
           </w:p>
         </w:tc>
@@ -1007,7 +1005,6 @@
           <w:p>
             <w:pPr>
               <w:spacing w:line="276" w:lineRule="auto"/>
-              <w:cnfStyle w:val="000000000000" w:firstRow="0" w:lastRow="0" w:firstColumn="0" w:lastColumn="0" w:oddVBand="0" w:evenVBand="0" w:oddHBand="0" w:evenHBand="0" w:firstRowFirstColumn="0" w:firstRowLastColumn="0" w:lastRowFirstColumn="0" w:lastRowLastColumn="0"/>
               <w:rPr>
                 <w:rFonts w:cstheme="minorHAnsi"/>
                 <w:b/>
@@ -1034,7 +1031,6 @@
           <w:p>
             <w:pPr>
               <w:spacing w:line="276" w:lineRule="auto"/>
-              <w:cnfStyle w:val="000000000000" w:firstRow="0" w:lastRow="0" w:firstColumn="0" w:lastColumn="0" w:oddVBand="0" w:evenVBand="0" w:oddHBand="0" w:evenHBand="0" w:firstRowFirstColumn="0" w:firstRowLastColumn="0" w:lastRowFirstColumn="0" w:lastRowLastColumn="0"/>
               <w:rPr>
                 <w:rFonts w:cstheme="minorHAnsi"/>
                 <w:b/>
@@ -1104,7 +1100,7 @@
                 <w:bCs/>
                 <w:color w:val="000000" w:themeColor="text1"/>
               </w:rPr>
-              <w:t>5 Fragen vor dem Posten</w:t>
+              <w:t>Selbstreflexionsbogen: Meine Online-Präsenz</w:t>
             </w:r>
           </w:p>
         </w:tc>
@@ -1131,7 +1127,7 @@
                 <w:bCs/>
                 <w:color w:val="000000" w:themeColor="text1"/>
               </w:rPr>
-              <w:t>5</w:t>
+              <w:t>6</w:t>
             </w:r>
           </w:p>
         </w:tc>
@@ -1193,13 +1189,13 @@
       <w:tr>
         <w:tc>
           <w:tcPr>
-            <w:cnfStyle w:val="001000000000" w:firstRow="0" w:lastRow="0" w:firstColumn="1" w:lastColumn="0" w:oddVBand="0" w:evenVBand="0" w:oddHBand="0" w:evenHBand="0" w:firstRowFirstColumn="0" w:firstRowLastColumn="0" w:lastRowFirstColumn="0" w:lastRowLastColumn="0"/>
             <w:tcW w:w="0" w:type="auto"/>
             <w:hideMark/>
           </w:tcPr>
           <w:p>
             <w:pPr>
               <w:spacing w:line="276" w:lineRule="auto"/>
+              <w:cnfStyle w:val="001000000000" w:firstRow="0" w:lastRow="0" w:firstColumn="1" w:lastColumn="0" w:oddVBand="0" w:evenVBand="0" w:oddHBand="0" w:evenHBand="0" w:firstRowFirstColumn="0" w:firstRowLastColumn="0" w:lastRowFirstColumn="0" w:lastRowLastColumn="0"/>
               <w:rPr>
                 <w:rFonts w:cstheme="minorHAnsi"/>
                 <w:color w:val="000000" w:themeColor="text1"/>
@@ -1210,7 +1206,14 @@
                 <w:rFonts w:cstheme="minorHAnsi"/>
                 <w:color w:val="000000" w:themeColor="text1"/>
               </w:rPr>
-              <w:t>PS AB 1</w:t>
+              <w:t xml:space="preserve">PS AB </w:t>
+            </w:r>
+            <w:r>
+              <w:rPr>
+                <w:rFonts w:cstheme="minorHAnsi"/>
+                <w:color w:val="000000" w:themeColor="text1"/>
+              </w:rPr>
+              <w:t>1</w:t>
             </w:r>
           </w:p>
         </w:tc>
@@ -1222,7 +1225,6 @@
           <w:p>
             <w:pPr>
               <w:spacing w:line="276" w:lineRule="auto"/>
-              <w:cnfStyle w:val="000000000000" w:firstRow="0" w:lastRow="0" w:firstColumn="0" w:lastColumn="0" w:oddVBand="0" w:evenVBand="0" w:oddHBand="0" w:evenHBand="0" w:firstRowFirstColumn="0" w:firstRowLastColumn="0" w:lastRowFirstColumn="0" w:lastRowLastColumn="0"/>
               <w:rPr>
                 <w:rFonts w:cstheme="minorHAnsi"/>
                 <w:b/>
@@ -1237,7 +1239,7 @@
                 <w:bCs/>
                 <w:color w:val="000000" w:themeColor="text1"/>
               </w:rPr>
-              <w:t>Mein Online-Ich (Primarstufe)</w:t>
+              <w:t>„Profile“</w:t>
             </w:r>
           </w:p>
         </w:tc>
@@ -1249,7 +1251,6 @@
           <w:p>
             <w:pPr>
               <w:spacing w:line="276" w:lineRule="auto"/>
-              <w:cnfStyle w:val="000000000000" w:firstRow="0" w:lastRow="0" w:firstColumn="0" w:lastColumn="0" w:oddVBand="0" w:evenVBand="0" w:oddHBand="0" w:evenHBand="0" w:firstRowFirstColumn="0" w:firstRowLastColumn="0" w:lastRowFirstColumn="0" w:lastRowLastColumn="0"/>
               <w:rPr>
                 <w:rFonts w:cstheme="minorHAnsi"/>
                 <w:b/>
@@ -1264,7 +1265,7 @@
                 <w:bCs/>
                 <w:color w:val="000000" w:themeColor="text1"/>
               </w:rPr>
-              <w:t>3</w:t>
+              <w:t>1</w:t>
             </w:r>
           </w:p>
         </w:tc>
@@ -1276,7 +1277,6 @@
           <w:p>
             <w:pPr>
               <w:spacing w:line="276" w:lineRule="auto"/>
-              <w:cnfStyle w:val="000000000000" w:firstRow="0" w:lastRow="0" w:firstColumn="0" w:lastColumn="0" w:oddVBand="0" w:evenVBand="0" w:oddHBand="0" w:evenHBand="0" w:firstRowFirstColumn="0" w:firstRowLastColumn="0" w:lastRowFirstColumn="0" w:lastRowLastColumn="0"/>
               <w:rPr>
                 <w:rFonts w:cstheme="minorHAnsi"/>
                 <w:b/>
@@ -1303,7 +1303,137 @@
           <w:p>
             <w:pPr>
               <w:spacing w:line="276" w:lineRule="auto"/>
-              <w:cnfStyle w:val="000000000000" w:firstRow="0" w:lastRow="0" w:firstColumn="0" w:lastColumn="0" w:oddVBand="0" w:evenVBand="0" w:oddHBand="0" w:evenHBand="0" w:firstRowFirstColumn="0" w:firstRowLastColumn="0" w:lastRowFirstColumn="0" w:lastRowLastColumn="0"/>
+              <w:rPr>
+                <w:rFonts w:cstheme="minorHAnsi"/>
+                <w:b/>
+                <w:bCs/>
+                <w:color w:val="000000" w:themeColor="text1"/>
+              </w:rPr>
+            </w:pPr>
+            <w:r>
+              <w:rPr>
+                <w:rFonts w:cstheme="minorHAnsi"/>
+                <w:b/>
+                <w:bCs/>
+                <w:color w:val="000000" w:themeColor="text1"/>
+              </w:rPr>
+              <w:t>GS Kl. 3–4</w:t>
+            </w:r>
+          </w:p>
+        </w:tc>
+      </w:tr>
+      <w:tr>
+        <w:trPr>
+          <w:cnfStyle w:val="000000100000" w:firstRow="0" w:lastRow="0" w:firstColumn="0" w:lastColumn="0" w:oddVBand="0" w:evenVBand="0" w:oddHBand="1" w:evenHBand="0" w:firstRowFirstColumn="0" w:firstRowLastColumn="0" w:lastRowFirstColumn="0" w:lastRowLastColumn="0"/>
+        </w:trPr>
+        <w:tc>
+          <w:tcPr>
+            <w:cnfStyle w:val="001000000000" w:firstRow="0" w:lastRow="0" w:firstColumn="1" w:lastColumn="0" w:oddVBand="0" w:evenVBand="0" w:oddHBand="0" w:evenHBand="0" w:firstRowFirstColumn="0" w:firstRowLastColumn="0" w:lastRowFirstColumn="0" w:lastRowLastColumn="0"/>
+            <w:tcW w:w="0" w:type="auto"/>
+          </w:tcPr>
+          <w:p>
+            <w:pPr>
+              <w:spacing w:line="276" w:lineRule="auto"/>
+              <w:rPr>
+                <w:rFonts w:cstheme="minorHAnsi"/>
+                <w:color w:val="000000" w:themeColor="text1"/>
+              </w:rPr>
+            </w:pPr>
+            <w:r>
+              <w:rPr>
+                <w:rFonts w:cstheme="minorHAnsi"/>
+                <w:color w:val="000000" w:themeColor="text1"/>
+              </w:rPr>
+              <w:t>PS AB 2</w:t>
+            </w:r>
+          </w:p>
+        </w:tc>
+        <w:tc>
+          <w:tcPr>
+            <w:tcW w:w="0" w:type="auto"/>
+          </w:tcPr>
+          <w:p>
+            <w:pPr>
+              <w:spacing w:line="276" w:lineRule="auto"/>
+              <w:cnfStyle w:val="000000100000" w:firstRow="0" w:lastRow="0" w:firstColumn="0" w:lastColumn="0" w:oddVBand="0" w:evenVBand="0" w:oddHBand="1" w:evenHBand="0" w:firstRowFirstColumn="0" w:firstRowLastColumn="0" w:lastRowFirstColumn="0" w:lastRowLastColumn="0"/>
+              <w:rPr>
+                <w:rFonts w:cstheme="minorHAnsi"/>
+                <w:b/>
+                <w:bCs/>
+                <w:color w:val="000000" w:themeColor="text1"/>
+              </w:rPr>
+            </w:pPr>
+            <w:r>
+              <w:rPr>
+                <w:rFonts w:cstheme="minorHAnsi"/>
+                <w:b/>
+                <w:bCs/>
+                <w:color w:val="000000" w:themeColor="text1"/>
+              </w:rPr>
+              <w:t>Mein Online-Ich (Primarstufe)</w:t>
+            </w:r>
+          </w:p>
+        </w:tc>
+        <w:tc>
+          <w:tcPr>
+            <w:tcW w:w="0" w:type="auto"/>
+          </w:tcPr>
+          <w:p>
+            <w:pPr>
+              <w:spacing w:line="276" w:lineRule="auto"/>
+              <w:cnfStyle w:val="000000100000" w:firstRow="0" w:lastRow="0" w:firstColumn="0" w:lastColumn="0" w:oddVBand="0" w:evenVBand="0" w:oddHBand="1" w:evenHBand="0" w:firstRowFirstColumn="0" w:firstRowLastColumn="0" w:lastRowFirstColumn="0" w:lastRowLastColumn="0"/>
+              <w:rPr>
+                <w:rFonts w:cstheme="minorHAnsi"/>
+                <w:b/>
+                <w:bCs/>
+                <w:color w:val="000000" w:themeColor="text1"/>
+              </w:rPr>
+            </w:pPr>
+            <w:r>
+              <w:rPr>
+                <w:rFonts w:cstheme="minorHAnsi"/>
+                <w:b/>
+                <w:bCs/>
+                <w:color w:val="000000" w:themeColor="text1"/>
+              </w:rPr>
+              <w:t>3</w:t>
+            </w:r>
+          </w:p>
+        </w:tc>
+        <w:tc>
+          <w:tcPr>
+            <w:tcW w:w="0" w:type="auto"/>
+          </w:tcPr>
+          <w:p>
+            <w:pPr>
+              <w:spacing w:line="276" w:lineRule="auto"/>
+              <w:cnfStyle w:val="000000100000" w:firstRow="0" w:lastRow="0" w:firstColumn="0" w:lastColumn="0" w:oddVBand="0" w:evenVBand="0" w:oddHBand="1" w:evenHBand="0" w:firstRowFirstColumn="0" w:firstRowLastColumn="0" w:lastRowFirstColumn="0" w:lastRowLastColumn="0"/>
+              <w:rPr>
+                <w:rFonts w:cstheme="minorHAnsi"/>
+                <w:b/>
+                <w:bCs/>
+                <w:color w:val="000000" w:themeColor="text1"/>
+              </w:rPr>
+            </w:pPr>
+            <w:r>
+              <w:rPr>
+                <w:rFonts w:cstheme="minorHAnsi"/>
+                <w:b/>
+                <w:bCs/>
+                <w:color w:val="000000" w:themeColor="text1"/>
+              </w:rPr>
+              <w:t>Plenum</w:t>
+            </w:r>
+          </w:p>
+        </w:tc>
+        <w:tc>
+          <w:tcPr>
+            <w:tcW w:w="0" w:type="auto"/>
+          </w:tcPr>
+          <w:p>
+            <w:pPr>
+              <w:spacing w:line="276" w:lineRule="auto"/>
+              <w:cnfStyle w:val="000000100000" w:firstRow="0" w:lastRow="0" w:firstColumn="0" w:lastColumn="0" w:oddVBand="0" w:evenVBand="0" w:oddHBand="1" w:evenHBand="0" w:firstRowFirstColumn="0" w:firstRowLastColumn="0" w:lastRowFirstColumn="0" w:lastRowLastColumn="0"/>
               <w:rPr>
                 <w:rFonts w:cstheme="minorHAnsi"/>
                 <w:b/>
@@ -1342,20 +1472,9 @@
           <w:color w:val="000000" w:themeColor="text1"/>
         </w:rPr>
         <w:pict w14:anchorId="7DB27837">
-          <v:rect id="_x0000_i1040" style="width:0;height:1.5pt" o:hralign="center" o:hrstd="t" o:hr="t" fillcolor="#a0a0a0" stroked="f"/>
+          <v:rect id="_x0000_i1026" style="width:0;height:1.5pt" o:hralign="center" o:hrstd="t" o:hr="t" fillcolor="#a0a0a0" stroked="f"/>
         </w:pict>
       </w:r>
-    </w:p>
-    <w:p>
-      <w:pPr>
-        <w:spacing w:after="0" w:line="276" w:lineRule="auto"/>
-        <w:rPr>
-          <w:rFonts w:cstheme="minorHAnsi"/>
-          <w:b/>
-          <w:bCs/>
-          <w:color w:val="EE0000"/>
-        </w:rPr>
-      </w:pPr>
     </w:p>
     <w:p>
       <w:pPr>
@@ -2273,7 +2392,7 @@
           <w:color w:val="000000" w:themeColor="text1"/>
         </w:rPr>
         <w:pict w14:anchorId="4F2D0B21">
-          <v:rect id="_x0000_i1101" style="width:0;height:1.5pt" o:hralign="center" o:hrstd="t" o:hr="t" fillcolor="#a0a0a0" stroked="f"/>
+          <v:rect id="_x0000_i1027" style="width:0;height:1.5pt" o:hralign="center" o:hrstd="t" o:hr="t" fillcolor="#a0a0a0" stroked="f"/>
         </w:pict>
       </w:r>
     </w:p>
@@ -2290,6 +2409,7 @@
           <w:rFonts w:cstheme="minorHAnsi"/>
           <w:color w:val="000000" w:themeColor="text1"/>
         </w:rPr>
+        <w:lastRenderedPageBreak/>
         <w:t>Reflexionsfragen</w:t>
       </w:r>
     </w:p>
@@ -2306,7 +2426,6 @@
           <w:rFonts w:cstheme="minorHAnsi"/>
           <w:color w:val="000000" w:themeColor="text1"/>
         </w:rPr>
-        <w:lastRenderedPageBreak/>
         <w:t>Für alle:</w:t>
       </w:r>
     </w:p>
@@ -2454,7 +2573,12 @@
           <w:color w:val="EE0000"/>
         </w:rPr>
         <w:sectPr>
-          <w:headerReference w:type="default" r:id="rId11"/>
+          <w:headerReference w:type="even" r:id="rId11"/>
+          <w:headerReference w:type="default" r:id="rId12"/>
+          <w:footerReference w:type="even" r:id="rId13"/>
+          <w:footerReference w:type="default" r:id="rId14"/>
+          <w:headerReference w:type="first" r:id="rId15"/>
+          <w:footerReference w:type="first" r:id="rId16"/>
           <w:type w:val="continuous"/>
           <w:pgSz w:w="11906" w:h="16838"/>
           <w:pgMar w:top="720" w:right="720" w:bottom="720" w:left="720" w:header="708" w:footer="708" w:gutter="0"/>
@@ -3132,6 +3256,7 @@
           <w:bCs/>
           <w:color w:val="000000" w:themeColor="text1"/>
         </w:rPr>
+        <w:lastRenderedPageBreak/>
         <w:t>Posts:</w:t>
       </w:r>
       <w:r>
@@ -3157,7 +3282,6 @@
           <w:bCs/>
           <w:color w:val="000000" w:themeColor="text1"/>
         </w:rPr>
-        <w:lastRenderedPageBreak/>
         <w:t>Interaktionen:</w:t>
       </w:r>
       <w:r>
@@ -3901,6 +4025,7 @@
           <w:bCs/>
           <w:color w:val="000000" w:themeColor="text1"/>
         </w:rPr>
+        <w:lastRenderedPageBreak/>
         <w:t>Zusatz für Sek II:</w:t>
       </w:r>
     </w:p>
@@ -3957,7 +4082,6 @@
           <w:rFonts w:cstheme="minorHAnsi"/>
           <w:color w:val="000000" w:themeColor="text1"/>
         </w:rPr>
-        <w:lastRenderedPageBreak/>
         <w:t xml:space="preserve">Ist das ein </w:t>
       </w:r>
       <w:r>
@@ -4169,16 +4293,7 @@
           <w:bCs/>
           <w:color w:val="000000" w:themeColor="text1"/>
         </w:rPr>
-        <w:t>Arbeitsblatt 3</w:t>
-      </w:r>
-      <w:r>
-        <w:rPr>
-          <w:rFonts w:cstheme="minorHAnsi"/>
-          <w:b/>
-          <w:bCs/>
-          <w:color w:val="000000" w:themeColor="text1"/>
-        </w:rPr>
-        <w:t>b – Fallbeispiel „Niemand liked meine Beiträge“</w:t>
+        <w:t>Arbeitsblatt 3b – Fallbeispiel „Niemand liked meine Beiträge“</w:t>
       </w:r>
     </w:p>
     <w:p>
@@ -4644,27 +4759,18 @@
           <w:bCs/>
           <w:color w:val="000000" w:themeColor="text1"/>
         </w:rPr>
-        <w:t>Arbeitsblatt 3</w:t>
-      </w:r>
-      <w:r>
+        <w:t>Arbeitsblatt 3c – Fallbeispiel „Mein Profil zeigt nicht, wer ich bin“</w:t>
+      </w:r>
+    </w:p>
+    <w:p>
+      <w:pPr>
+        <w:spacing w:after="0" w:line="276" w:lineRule="auto"/>
         <w:rPr>
           <w:rFonts w:cstheme="minorHAnsi"/>
           <w:b/>
           <w:bCs/>
           <w:color w:val="000000" w:themeColor="text1"/>
         </w:rPr>
-        <w:t>c – Fallbeispiel „Mein Profil zeigt nicht, wer ich bin“</w:t>
-      </w:r>
-    </w:p>
-    <w:p>
-      <w:pPr>
-        <w:spacing w:after="0" w:line="276" w:lineRule="auto"/>
-        <w:rPr>
-          <w:rFonts w:cstheme="minorHAnsi"/>
-          <w:b/>
-          <w:bCs/>
-          <w:color w:val="000000" w:themeColor="text1"/>
-        </w:rPr>
       </w:pPr>
     </w:p>
     <w:p>
@@ -4712,7 +4818,6 @@
           <w:rFonts w:cstheme="minorHAnsi"/>
           <w:color w:val="000000" w:themeColor="text1"/>
         </w:rPr>
-        <w:lastRenderedPageBreak/>
         <w:t>Das Profil zeigt eine Version von ihr, die sie irgendwann selbst aufgebaut hat: immer locker, immer gut drauf, immer unternehmungslustig. Aber das ist nicht alles, was sie ist. Sie ist auch manchmal unsicher, braucht viel Zeit für sich, mag es nicht, im Mittelpunkt zu stehen.</w:t>
       </w:r>
     </w:p>
@@ -5775,6 +5880,7 @@
           <w:rFonts w:cstheme="minorHAnsi"/>
           <w:color w:val="000000" w:themeColor="text1"/>
         </w:rPr>
+        <w:lastRenderedPageBreak/>
         <w:t xml:space="preserve">Die „5 Fragen vor dem Posten" sollen als </w:t>
       </w:r>
       <w:r>
@@ -7307,7 +7413,7 @@
           <w:color w:val="000000" w:themeColor="text1"/>
         </w:rPr>
         <w:pict w14:anchorId="1E74B6B9">
-          <v:rect id="_x0000_i1402" style="width:0;height:1.5pt" o:hralign="center" o:hrstd="t" o:hr="t" fillcolor="#a0a0a0" stroked="f"/>
+          <v:rect id="_x0000_i1028" style="width:0;height:1.5pt" o:hralign="center" o:hrstd="t" o:hr="t" fillcolor="#a0a0a0" stroked="f"/>
         </w:pict>
       </w:r>
     </w:p>
@@ -7325,7 +7431,7 @@
           <w:color w:val="000000" w:themeColor="text1"/>
         </w:rPr>
         <w:pict w14:anchorId="7E928B94">
-          <v:rect id="_x0000_i1403" style="width:0;height:1.5pt" o:hralign="center" o:hrstd="t" o:hr="t" fillcolor="#a0a0a0" stroked="f"/>
+          <v:rect id="_x0000_i1029" style="width:0;height:1.5pt" o:hralign="center" o:hrstd="t" o:hr="t" fillcolor="#a0a0a0" stroked="f"/>
         </w:pict>
       </w:r>
     </w:p>
@@ -7404,7 +7510,7 @@
                     <pic:cNvPicPr/>
                   </pic:nvPicPr>
                   <pic:blipFill>
-                    <a:blip r:embed="rId16" cstate="print">
+                    <a:blip r:embed="rId21" cstate="print">
                       <a:extLst>
                         <a:ext uri="{28A0092B-C50C-407E-A947-70E740481C1C}">
                           <a14:useLocalDpi xmlns:a14="http://schemas.microsoft.com/office/drawing/2010/main" val="0"/>
@@ -7468,7 +7574,7 @@
                     <pic:cNvPicPr/>
                   </pic:nvPicPr>
                   <pic:blipFill>
-                    <a:blip r:embed="rId17" cstate="print">
+                    <a:blip r:embed="rId22" cstate="print">
                       <a:extLst>
                         <a:ext uri="{28A0092B-C50C-407E-A947-70E740481C1C}">
                           <a14:useLocalDpi xmlns:a14="http://schemas.microsoft.com/office/drawing/2010/main" val="0"/>
@@ -7868,7 +7974,7 @@
                           <pic:cNvPicPr/>
                         </pic:nvPicPr>
                         <pic:blipFill>
-                          <a:blip r:embed="rId18" cstate="print">
+                          <a:blip r:embed="rId23" cstate="print">
                             <a:extLst>
                               <a:ext uri="{28A0092B-C50C-407E-A947-70E740481C1C}">
                                 <a14:useLocalDpi xmlns:a14="http://schemas.microsoft.com/office/drawing/2010/main" val="0"/>
@@ -7944,7 +8050,7 @@
                           <pic:cNvPicPr/>
                         </pic:nvPicPr>
                         <pic:blipFill>
-                          <a:blip r:embed="rId19" cstate="print">
+                          <a:blip r:embed="rId24" cstate="print">
                             <a:extLst>
                               <a:ext uri="{28A0092B-C50C-407E-A947-70E740481C1C}">
                                 <a14:useLocalDpi xmlns:a14="http://schemas.microsoft.com/office/drawing/2010/main" val="0"/>
@@ -8216,7 +8322,7 @@
                           <pic:cNvPicPr/>
                         </pic:nvPicPr>
                         <pic:blipFill>
-                          <a:blip r:embed="rId20" cstate="print">
+                          <a:blip r:embed="rId25" cstate="print">
                             <a:extLst>
                               <a:ext uri="{28A0092B-C50C-407E-A947-70E740481C1C}">
                                 <a14:useLocalDpi xmlns:a14="http://schemas.microsoft.com/office/drawing/2010/main" val="0"/>
@@ -8293,7 +8399,7 @@
                           <pic:cNvPicPr/>
                         </pic:nvPicPr>
                         <pic:blipFill>
-                          <a:blip r:embed="rId21" cstate="print">
+                          <a:blip r:embed="rId26" cstate="print">
                             <a:extLst>
                               <a:ext uri="{28A0092B-C50C-407E-A947-70E740481C1C}">
                                 <a14:useLocalDpi xmlns:a14="http://schemas.microsoft.com/office/drawing/2010/main" val="0"/>
@@ -8652,7 +8758,7 @@
           <w:iCs/>
           <w:color w:val="EE0000"/>
         </w:rPr>
-        <w:t>Abbildung eines Kindes im Gespräch mit einem KI-Lautsprecher</w:t>
+        <w:t>xxxxxxx</w:t>
       </w:r>
       <w:r>
         <w:rPr>
@@ -8663,7 +8769,7 @@
       </w:r>
     </w:p>
     <w:sectPr>
-      <w:headerReference w:type="default" r:id="rId22"/>
+      <w:headerReference w:type="default" r:id="rId27"/>
       <w:type w:val="continuous"/>
       <w:pgSz w:w="11906" w:h="16838"/>
       <w:pgMar w:top="720" w:right="720" w:bottom="720" w:left="720" w:header="708" w:footer="708" w:gutter="0"/>
@@ -8814,6 +8920,36 @@
 </w:endnotes>
 </file>
 
+<file path=word/footer1.xml><?xml version="1.0" encoding="utf-8"?>
+<w:ftr xmlns:wpc="http://schemas.microsoft.com/office/word/2010/wordprocessingCanvas" xmlns:cx="http://schemas.microsoft.com/office/drawing/2014/chartex" xmlns:cx1="http://schemas.microsoft.com/office/drawing/2015/9/8/chartex" xmlns:cx2="http://schemas.microsoft.com/office/drawing/2015/10/21/chartex" xmlns:cx3="http://schemas.microsoft.com/office/drawing/2016/5/9/chartex" xmlns:cx4="http://schemas.microsoft.com/office/drawing/2016/5/10/chartex" xmlns:cx5="http://schemas.microsoft.com/office/drawing/2016/5/11/chartex" xmlns:cx6="http://schemas.microsoft.com/office/drawing/2016/5/12/chartex" xmlns:cx7="http://schemas.microsoft.com/office/drawing/2016/5/13/chartex" xmlns:cx8="http://schemas.microsoft.com/office/drawing/2016/5/14/chartex" xmlns:mc="http://schemas.openxmlformats.org/markup-compatibility/2006" xmlns:aink="http://schemas.microsoft.com/office/drawing/2016/ink" xmlns:am3d="http://schemas.microsoft.com/office/drawing/2017/model3d" xmlns:o="urn:schemas-microsoft-com:office:office" xmlns:oel="http://schemas.microsoft.com/office/2019/extlst" xmlns:r="http://schemas.openxmlformats.org/officeDocument/2006/relationships" xmlns:m="http://schemas.openxmlformats.org/officeDocument/2006/math" xmlns:v="urn:schemas-microsoft-com:vml" xmlns:wp14="http://schemas.microsoft.com/office/word/2010/wordprocessingDrawing" xmlns:wp="http://schemas.openxmlformats.org/drawingml/2006/wordprocessingDrawing" xmlns:w10="urn:schemas-microsoft-com:office:word" xmlns:w="http://schemas.openxmlformats.org/wordprocessingml/2006/main" xmlns:w14="http://schemas.microsoft.com/office/word/2010/wordml" xmlns:w15="http://schemas.microsoft.com/office/word/2012/wordml" xmlns:w16cex="http://schemas.microsoft.com/office/word/2018/wordml/cex" xmlns:w16cid="http://schemas.microsoft.com/office/word/2016/wordml/cid" xmlns:w16="http://schemas.microsoft.com/office/word/2018/wordml" xmlns:w16du="http://schemas.microsoft.com/office/word/2023/wordml/word16du" xmlns:w16sdtdh="http://schemas.microsoft.com/office/word/2020/wordml/sdtdatahash" xmlns:w16sdtfl="http://schemas.microsoft.com/office/word/2024/wordml/sdtformatlock" xmlns:w16se="http://schemas.microsoft.com/office/word/2015/wordml/symex" xmlns:wpg="http://schemas.microsoft.com/office/word/2010/wordprocessingGroup" xmlns:wpi="http://schemas.microsoft.com/office/word/2010/wordprocessingInk" xmlns:wne="http://schemas.microsoft.com/office/word/2006/wordml" xmlns:wps="http://schemas.microsoft.com/office/word/2010/wordprocessingShape" mc:Ignorable="w14 w15 w16se w16cid w16 w16cex w16sdtdh w16sdtfl w16du wp14">
+  <w:p>
+    <w:pPr>
+      <w:pStyle w:val="Fuzeile"/>
+    </w:pPr>
+  </w:p>
+</w:ftr>
+</file>
+
+<file path=word/footer2.xml><?xml version="1.0" encoding="utf-8"?>
+<w:ftr xmlns:wpc="http://schemas.microsoft.com/office/word/2010/wordprocessingCanvas" xmlns:cx="http://schemas.microsoft.com/office/drawing/2014/chartex" xmlns:cx1="http://schemas.microsoft.com/office/drawing/2015/9/8/chartex" xmlns:cx2="http://schemas.microsoft.com/office/drawing/2015/10/21/chartex" xmlns:cx3="http://schemas.microsoft.com/office/drawing/2016/5/9/chartex" xmlns:cx4="http://schemas.microsoft.com/office/drawing/2016/5/10/chartex" xmlns:cx5="http://schemas.microsoft.com/office/drawing/2016/5/11/chartex" xmlns:cx6="http://schemas.microsoft.com/office/drawing/2016/5/12/chartex" xmlns:cx7="http://schemas.microsoft.com/office/drawing/2016/5/13/chartex" xmlns:cx8="http://schemas.microsoft.com/office/drawing/2016/5/14/chartex" xmlns:mc="http://schemas.openxmlformats.org/markup-compatibility/2006" xmlns:aink="http://schemas.microsoft.com/office/drawing/2016/ink" xmlns:am3d="http://schemas.microsoft.com/office/drawing/2017/model3d" xmlns:o="urn:schemas-microsoft-com:office:office" xmlns:oel="http://schemas.microsoft.com/office/2019/extlst" xmlns:r="http://schemas.openxmlformats.org/officeDocument/2006/relationships" xmlns:m="http://schemas.openxmlformats.org/officeDocument/2006/math" xmlns:v="urn:schemas-microsoft-com:vml" xmlns:wp14="http://schemas.microsoft.com/office/word/2010/wordprocessingDrawing" xmlns:wp="http://schemas.openxmlformats.org/drawingml/2006/wordprocessingDrawing" xmlns:w10="urn:schemas-microsoft-com:office:word" xmlns:w="http://schemas.openxmlformats.org/wordprocessingml/2006/main" xmlns:w14="http://schemas.microsoft.com/office/word/2010/wordml" xmlns:w15="http://schemas.microsoft.com/office/word/2012/wordml" xmlns:w16cex="http://schemas.microsoft.com/office/word/2018/wordml/cex" xmlns:w16cid="http://schemas.microsoft.com/office/word/2016/wordml/cid" xmlns:w16="http://schemas.microsoft.com/office/word/2018/wordml" xmlns:w16du="http://schemas.microsoft.com/office/word/2023/wordml/word16du" xmlns:w16sdtdh="http://schemas.microsoft.com/office/word/2020/wordml/sdtdatahash" xmlns:w16sdtfl="http://schemas.microsoft.com/office/word/2024/wordml/sdtformatlock" xmlns:w16se="http://schemas.microsoft.com/office/word/2015/wordml/symex" xmlns:wpg="http://schemas.microsoft.com/office/word/2010/wordprocessingGroup" xmlns:wpi="http://schemas.microsoft.com/office/word/2010/wordprocessingInk" xmlns:wne="http://schemas.microsoft.com/office/word/2006/wordml" xmlns:wps="http://schemas.microsoft.com/office/word/2010/wordprocessingShape" mc:Ignorable="w14 w15 w16se w16cid w16 w16cex w16sdtdh w16sdtfl w16du wp14">
+  <w:p>
+    <w:pPr>
+      <w:pStyle w:val="Fuzeile"/>
+    </w:pPr>
+  </w:p>
+</w:ftr>
+</file>
+
+<file path=word/footer3.xml><?xml version="1.0" encoding="utf-8"?>
+<w:ftr xmlns:wpc="http://schemas.microsoft.com/office/word/2010/wordprocessingCanvas" xmlns:cx="http://schemas.microsoft.com/office/drawing/2014/chartex" xmlns:cx1="http://schemas.microsoft.com/office/drawing/2015/9/8/chartex" xmlns:cx2="http://schemas.microsoft.com/office/drawing/2015/10/21/chartex" xmlns:cx3="http://schemas.microsoft.com/office/drawing/2016/5/9/chartex" xmlns:cx4="http://schemas.microsoft.com/office/drawing/2016/5/10/chartex" xmlns:cx5="http://schemas.microsoft.com/office/drawing/2016/5/11/chartex" xmlns:cx6="http://schemas.microsoft.com/office/drawing/2016/5/12/chartex" xmlns:cx7="http://schemas.microsoft.com/office/drawing/2016/5/13/chartex" xmlns:cx8="http://schemas.microsoft.com/office/drawing/2016/5/14/chartex" xmlns:mc="http://schemas.openxmlformats.org/markup-compatibility/2006" xmlns:aink="http://schemas.microsoft.com/office/drawing/2016/ink" xmlns:am3d="http://schemas.microsoft.com/office/drawing/2017/model3d" xmlns:o="urn:schemas-microsoft-com:office:office" xmlns:oel="http://schemas.microsoft.com/office/2019/extlst" xmlns:r="http://schemas.openxmlformats.org/officeDocument/2006/relationships" xmlns:m="http://schemas.openxmlformats.org/officeDocument/2006/math" xmlns:v="urn:schemas-microsoft-com:vml" xmlns:wp14="http://schemas.microsoft.com/office/word/2010/wordprocessingDrawing" xmlns:wp="http://schemas.openxmlformats.org/drawingml/2006/wordprocessingDrawing" xmlns:w10="urn:schemas-microsoft-com:office:word" xmlns:w="http://schemas.openxmlformats.org/wordprocessingml/2006/main" xmlns:w14="http://schemas.microsoft.com/office/word/2010/wordml" xmlns:w15="http://schemas.microsoft.com/office/word/2012/wordml" xmlns:w16cex="http://schemas.microsoft.com/office/word/2018/wordml/cex" xmlns:w16cid="http://schemas.microsoft.com/office/word/2016/wordml/cid" xmlns:w16="http://schemas.microsoft.com/office/word/2018/wordml" xmlns:w16du="http://schemas.microsoft.com/office/word/2023/wordml/word16du" xmlns:w16sdtdh="http://schemas.microsoft.com/office/word/2020/wordml/sdtdatahash" xmlns:w16sdtfl="http://schemas.microsoft.com/office/word/2024/wordml/sdtformatlock" xmlns:w16se="http://schemas.microsoft.com/office/word/2015/wordml/symex" xmlns:wpg="http://schemas.microsoft.com/office/word/2010/wordprocessingGroup" xmlns:wpi="http://schemas.microsoft.com/office/word/2010/wordprocessingInk" xmlns:wne="http://schemas.microsoft.com/office/word/2006/wordml" xmlns:wps="http://schemas.microsoft.com/office/word/2010/wordprocessingShape" mc:Ignorable="w14 w15 w16se w16cid w16 w16cex w16sdtdh w16sdtfl w16du wp14">
+  <w:p>
+    <w:pPr>
+      <w:pStyle w:val="Fuzeile"/>
+    </w:pPr>
+  </w:p>
+</w:ftr>
+</file>
+
 <file path=word/footnotes.xml><?xml version="1.0" encoding="utf-8"?>
 <w:footnotes xmlns:wpc="http://schemas.microsoft.com/office/word/2010/wordprocessingCanvas" xmlns:cx="http://schemas.microsoft.com/office/drawing/2014/chartex" xmlns:cx1="http://schemas.microsoft.com/office/drawing/2015/9/8/chartex" xmlns:cx2="http://schemas.microsoft.com/office/drawing/2015/10/21/chartex" xmlns:cx3="http://schemas.microsoft.com/office/drawing/2016/5/9/chartex" xmlns:cx4="http://schemas.microsoft.com/office/drawing/2016/5/10/chartex" xmlns:cx5="http://schemas.microsoft.com/office/drawing/2016/5/11/chartex" xmlns:cx6="http://schemas.microsoft.com/office/drawing/2016/5/12/chartex" xmlns:cx7="http://schemas.microsoft.com/office/drawing/2016/5/13/chartex" xmlns:cx8="http://schemas.microsoft.com/office/drawing/2016/5/14/chartex" xmlns:mc="http://schemas.openxmlformats.org/markup-compatibility/2006" xmlns:aink="http://schemas.microsoft.com/office/drawing/2016/ink" xmlns:am3d="http://schemas.microsoft.com/office/drawing/2017/model3d" xmlns:o="urn:schemas-microsoft-com:office:office" xmlns:oel="http://schemas.microsoft.com/office/2019/extlst" xmlns:r="http://schemas.openxmlformats.org/officeDocument/2006/relationships" xmlns:m="http://schemas.openxmlformats.org/officeDocument/2006/math" xmlns:v="urn:schemas-microsoft-com:vml" xmlns:wp14="http://schemas.microsoft.com/office/word/2010/wordprocessingDrawing" xmlns:wp="http://schemas.openxmlformats.org/drawingml/2006/wordprocessingDrawing" xmlns:w10="urn:schemas-microsoft-com:office:word" xmlns:w="http://schemas.openxmlformats.org/wordprocessingml/2006/main" xmlns:w14="http://schemas.microsoft.com/office/word/2010/wordml" xmlns:w15="http://schemas.microsoft.com/office/word/2012/wordml" xmlns:w16cex="http://schemas.microsoft.com/office/word/2018/wordml/cex" xmlns:w16cid="http://schemas.microsoft.com/office/word/2016/wordml/cid" xmlns:w16="http://schemas.microsoft.com/office/word/2018/wordml" xmlns:w16du="http://schemas.microsoft.com/office/word/2023/wordml/word16du" xmlns:w16sdtdh="http://schemas.microsoft.com/office/word/2020/wordml/sdtdatahash" xmlns:w16sdtfl="http://schemas.microsoft.com/office/word/2024/wordml/sdtformatlock" xmlns:w16se="http://schemas.microsoft.com/office/word/2015/wordml/symex" xmlns:wpg="http://schemas.microsoft.com/office/word/2010/wordprocessingGroup" xmlns:wpi="http://schemas.microsoft.com/office/word/2010/wordprocessingInk" xmlns:wne="http://schemas.microsoft.com/office/word/2006/wordml" xmlns:wps="http://schemas.microsoft.com/office/word/2010/wordprocessingShape" mc:Ignorable="w14 w15 w16se w16cid w16 w16cex w16sdtdh w16sdtfl w16du wp14">
   <w:footnote w:type="separator" w:id="-1">
@@ -8843,6 +8979,16 @@
 <w:hdr xmlns:wpc="http://schemas.microsoft.com/office/word/2010/wordprocessingCanvas" xmlns:cx="http://schemas.microsoft.com/office/drawing/2014/chartex" xmlns:cx1="http://schemas.microsoft.com/office/drawing/2015/9/8/chartex" xmlns:cx2="http://schemas.microsoft.com/office/drawing/2015/10/21/chartex" xmlns:cx3="http://schemas.microsoft.com/office/drawing/2016/5/9/chartex" xmlns:cx4="http://schemas.microsoft.com/office/drawing/2016/5/10/chartex" xmlns:cx5="http://schemas.microsoft.com/office/drawing/2016/5/11/chartex" xmlns:cx6="http://schemas.microsoft.com/office/drawing/2016/5/12/chartex" xmlns:cx7="http://schemas.microsoft.com/office/drawing/2016/5/13/chartex" xmlns:cx8="http://schemas.microsoft.com/office/drawing/2016/5/14/chartex" xmlns:mc="http://schemas.openxmlformats.org/markup-compatibility/2006" xmlns:aink="http://schemas.microsoft.com/office/drawing/2016/ink" xmlns:am3d="http://schemas.microsoft.com/office/drawing/2017/model3d" xmlns:o="urn:schemas-microsoft-com:office:office" xmlns:oel="http://schemas.microsoft.com/office/2019/extlst" xmlns:r="http://schemas.openxmlformats.org/officeDocument/2006/relationships" xmlns:m="http://schemas.openxmlformats.org/officeDocument/2006/math" xmlns:v="urn:schemas-microsoft-com:vml" xmlns:wp14="http://schemas.microsoft.com/office/word/2010/wordprocessingDrawing" xmlns:wp="http://schemas.openxmlformats.org/drawingml/2006/wordprocessingDrawing" xmlns:w10="urn:schemas-microsoft-com:office:word" xmlns:w="http://schemas.openxmlformats.org/wordprocessingml/2006/main" xmlns:w14="http://schemas.microsoft.com/office/word/2010/wordml" xmlns:w15="http://schemas.microsoft.com/office/word/2012/wordml" xmlns:w16cex="http://schemas.microsoft.com/office/word/2018/wordml/cex" xmlns:w16cid="http://schemas.microsoft.com/office/word/2016/wordml/cid" xmlns:w16="http://schemas.microsoft.com/office/word/2018/wordml" xmlns:w16du="http://schemas.microsoft.com/office/word/2023/wordml/word16du" xmlns:w16sdtdh="http://schemas.microsoft.com/office/word/2020/wordml/sdtdatahash" xmlns:w16sdtfl="http://schemas.microsoft.com/office/word/2024/wordml/sdtformatlock" xmlns:w16se="http://schemas.microsoft.com/office/word/2015/wordml/symex" xmlns:wpg="http://schemas.microsoft.com/office/word/2010/wordprocessingGroup" xmlns:wpi="http://schemas.microsoft.com/office/word/2010/wordprocessingInk" xmlns:wne="http://schemas.microsoft.com/office/word/2006/wordml" xmlns:wps="http://schemas.microsoft.com/office/word/2010/wordprocessingShape" mc:Ignorable="w14 w15 w16se w16cid w16 w16cex w16sdtdh w16sdtfl w16du wp14">
   <w:p>
     <w:pPr>
+      <w:pStyle w:val="Kopfzeile"/>
+    </w:pPr>
+  </w:p>
+</w:hdr>
+</file>
+
+<file path=word/header2.xml><?xml version="1.0" encoding="utf-8"?>
+<w:hdr xmlns:wpc="http://schemas.microsoft.com/office/word/2010/wordprocessingCanvas" xmlns:cx="http://schemas.microsoft.com/office/drawing/2014/chartex" xmlns:cx1="http://schemas.microsoft.com/office/drawing/2015/9/8/chartex" xmlns:cx2="http://schemas.microsoft.com/office/drawing/2015/10/21/chartex" xmlns:cx3="http://schemas.microsoft.com/office/drawing/2016/5/9/chartex" xmlns:cx4="http://schemas.microsoft.com/office/drawing/2016/5/10/chartex" xmlns:cx5="http://schemas.microsoft.com/office/drawing/2016/5/11/chartex" xmlns:cx6="http://schemas.microsoft.com/office/drawing/2016/5/12/chartex" xmlns:cx7="http://schemas.microsoft.com/office/drawing/2016/5/13/chartex" xmlns:cx8="http://schemas.microsoft.com/office/drawing/2016/5/14/chartex" xmlns:mc="http://schemas.openxmlformats.org/markup-compatibility/2006" xmlns:aink="http://schemas.microsoft.com/office/drawing/2016/ink" xmlns:am3d="http://schemas.microsoft.com/office/drawing/2017/model3d" xmlns:o="urn:schemas-microsoft-com:office:office" xmlns:oel="http://schemas.microsoft.com/office/2019/extlst" xmlns:r="http://schemas.openxmlformats.org/officeDocument/2006/relationships" xmlns:m="http://schemas.openxmlformats.org/officeDocument/2006/math" xmlns:v="urn:schemas-microsoft-com:vml" xmlns:wp14="http://schemas.microsoft.com/office/word/2010/wordprocessingDrawing" xmlns:wp="http://schemas.openxmlformats.org/drawingml/2006/wordprocessingDrawing" xmlns:w10="urn:schemas-microsoft-com:office:word" xmlns:w="http://schemas.openxmlformats.org/wordprocessingml/2006/main" xmlns:w14="http://schemas.microsoft.com/office/word/2010/wordml" xmlns:w15="http://schemas.microsoft.com/office/word/2012/wordml" xmlns:w16cex="http://schemas.microsoft.com/office/word/2018/wordml/cex" xmlns:w16cid="http://schemas.microsoft.com/office/word/2016/wordml/cid" xmlns:w16="http://schemas.microsoft.com/office/word/2018/wordml" xmlns:w16du="http://schemas.microsoft.com/office/word/2023/wordml/word16du" xmlns:w16sdtdh="http://schemas.microsoft.com/office/word/2020/wordml/sdtdatahash" xmlns:w16sdtfl="http://schemas.microsoft.com/office/word/2024/wordml/sdtformatlock" xmlns:w16se="http://schemas.microsoft.com/office/word/2015/wordml/symex" xmlns:wpg="http://schemas.microsoft.com/office/word/2010/wordprocessingGroup" xmlns:wpi="http://schemas.microsoft.com/office/word/2010/wordprocessingInk" xmlns:wne="http://schemas.microsoft.com/office/word/2006/wordml" xmlns:wps="http://schemas.microsoft.com/office/word/2010/wordprocessingShape" mc:Ignorable="w14 w15 w16se w16cid w16 w16cex w16sdtdh w16sdtfl w16du wp14">
+  <w:p>
+    <w:pPr>
       <w:rPr>
         <w:sz w:val="20"/>
         <w:szCs w:val="20"/>
@@ -8888,13 +9034,23 @@
         <w:sz w:val="20"/>
         <w:szCs w:val="20"/>
       </w:rPr>
-      <w:t>Wer bin ich online?</w:t>
+      <w:t>Digitale Identität</w:t>
     </w:r>
   </w:p>
 </w:hdr>
 </file>
 
-<file path=word/header2.xml><?xml version="1.0" encoding="utf-8"?>
+<file path=word/header3.xml><?xml version="1.0" encoding="utf-8"?>
+<w:hdr xmlns:wpc="http://schemas.microsoft.com/office/word/2010/wordprocessingCanvas" xmlns:cx="http://schemas.microsoft.com/office/drawing/2014/chartex" xmlns:cx1="http://schemas.microsoft.com/office/drawing/2015/9/8/chartex" xmlns:cx2="http://schemas.microsoft.com/office/drawing/2015/10/21/chartex" xmlns:cx3="http://schemas.microsoft.com/office/drawing/2016/5/9/chartex" xmlns:cx4="http://schemas.microsoft.com/office/drawing/2016/5/10/chartex" xmlns:cx5="http://schemas.microsoft.com/office/drawing/2016/5/11/chartex" xmlns:cx6="http://schemas.microsoft.com/office/drawing/2016/5/12/chartex" xmlns:cx7="http://schemas.microsoft.com/office/drawing/2016/5/13/chartex" xmlns:cx8="http://schemas.microsoft.com/office/drawing/2016/5/14/chartex" xmlns:mc="http://schemas.openxmlformats.org/markup-compatibility/2006" xmlns:aink="http://schemas.microsoft.com/office/drawing/2016/ink" xmlns:am3d="http://schemas.microsoft.com/office/drawing/2017/model3d" xmlns:o="urn:schemas-microsoft-com:office:office" xmlns:oel="http://schemas.microsoft.com/office/2019/extlst" xmlns:r="http://schemas.openxmlformats.org/officeDocument/2006/relationships" xmlns:m="http://schemas.openxmlformats.org/officeDocument/2006/math" xmlns:v="urn:schemas-microsoft-com:vml" xmlns:wp14="http://schemas.microsoft.com/office/word/2010/wordprocessingDrawing" xmlns:wp="http://schemas.openxmlformats.org/drawingml/2006/wordprocessingDrawing" xmlns:w10="urn:schemas-microsoft-com:office:word" xmlns:w="http://schemas.openxmlformats.org/wordprocessingml/2006/main" xmlns:w14="http://schemas.microsoft.com/office/word/2010/wordml" xmlns:w15="http://schemas.microsoft.com/office/word/2012/wordml" xmlns:w16cex="http://schemas.microsoft.com/office/word/2018/wordml/cex" xmlns:w16cid="http://schemas.microsoft.com/office/word/2016/wordml/cid" xmlns:w16="http://schemas.microsoft.com/office/word/2018/wordml" xmlns:w16du="http://schemas.microsoft.com/office/word/2023/wordml/word16du" xmlns:w16sdtdh="http://schemas.microsoft.com/office/word/2020/wordml/sdtdatahash" xmlns:w16sdtfl="http://schemas.microsoft.com/office/word/2024/wordml/sdtformatlock" xmlns:w16se="http://schemas.microsoft.com/office/word/2015/wordml/symex" xmlns:wpg="http://schemas.microsoft.com/office/word/2010/wordprocessingGroup" xmlns:wpi="http://schemas.microsoft.com/office/word/2010/wordprocessingInk" xmlns:wne="http://schemas.microsoft.com/office/word/2006/wordml" xmlns:wps="http://schemas.microsoft.com/office/word/2010/wordprocessingShape" mc:Ignorable="w14 w15 w16se w16cid w16 w16cex w16sdtdh w16sdtfl w16du wp14">
+  <w:p>
+    <w:pPr>
+      <w:pStyle w:val="Kopfzeile"/>
+    </w:pPr>
+  </w:p>
+</w:hdr>
+</file>
+
+<file path=word/header4.xml><?xml version="1.0" encoding="utf-8"?>
 <w:hdr xmlns:wpc="http://schemas.microsoft.com/office/word/2010/wordprocessingCanvas" xmlns:cx="http://schemas.microsoft.com/office/drawing/2014/chartex" xmlns:cx1="http://schemas.microsoft.com/office/drawing/2015/9/8/chartex" xmlns:cx2="http://schemas.microsoft.com/office/drawing/2015/10/21/chartex" xmlns:cx3="http://schemas.microsoft.com/office/drawing/2016/5/9/chartex" xmlns:cx4="http://schemas.microsoft.com/office/drawing/2016/5/10/chartex" xmlns:cx5="http://schemas.microsoft.com/office/drawing/2016/5/11/chartex" xmlns:cx6="http://schemas.microsoft.com/office/drawing/2016/5/12/chartex" xmlns:cx7="http://schemas.microsoft.com/office/drawing/2016/5/13/chartex" xmlns:cx8="http://schemas.microsoft.com/office/drawing/2016/5/14/chartex" xmlns:mc="http://schemas.openxmlformats.org/markup-compatibility/2006" xmlns:aink="http://schemas.microsoft.com/office/drawing/2016/ink" xmlns:am3d="http://schemas.microsoft.com/office/drawing/2017/model3d" xmlns:o="urn:schemas-microsoft-com:office:office" xmlns:oel="http://schemas.microsoft.com/office/2019/extlst" xmlns:r="http://schemas.openxmlformats.org/officeDocument/2006/relationships" xmlns:m="http://schemas.openxmlformats.org/officeDocument/2006/math" xmlns:v="urn:schemas-microsoft-com:vml" xmlns:wp14="http://schemas.microsoft.com/office/word/2010/wordprocessingDrawing" xmlns:wp="http://schemas.openxmlformats.org/drawingml/2006/wordprocessingDrawing" xmlns:w10="urn:schemas-microsoft-com:office:word" xmlns:w="http://schemas.openxmlformats.org/wordprocessingml/2006/main" xmlns:w14="http://schemas.microsoft.com/office/word/2010/wordml" xmlns:w15="http://schemas.microsoft.com/office/word/2012/wordml" xmlns:w16cex="http://schemas.microsoft.com/office/word/2018/wordml/cex" xmlns:w16cid="http://schemas.microsoft.com/office/word/2016/wordml/cid" xmlns:w16="http://schemas.microsoft.com/office/word/2018/wordml" xmlns:w16du="http://schemas.microsoft.com/office/word/2023/wordml/word16du" xmlns:w16sdtdh="http://schemas.microsoft.com/office/word/2020/wordml/sdtdatahash" xmlns:w16sdtfl="http://schemas.microsoft.com/office/word/2024/wordml/sdtformatlock" xmlns:w16se="http://schemas.microsoft.com/office/word/2015/wordml/symex" xmlns:wpg="http://schemas.microsoft.com/office/word/2010/wordprocessingGroup" xmlns:wpi="http://schemas.microsoft.com/office/word/2010/wordprocessingInk" xmlns:wne="http://schemas.microsoft.com/office/word/2006/wordml" xmlns:wps="http://schemas.microsoft.com/office/word/2010/wordprocessingShape" mc:Ignorable="w14 w15 w16se w16cid w16 w16cex w16sdtdh w16sdtfl w16du wp14">
   <w:p>
     <w:pPr>
@@ -17058,7 +17214,7 @@
   <w:style w:type="paragraph" w:default="1" w:styleId="Standard">
     <w:name w:val="Normal"/>
     <w:qFormat/>
-    <w:rsid w:val="00842518"/>
+    <w:rsid w:val="00E753FF"/>
   </w:style>
   <w:style w:type="paragraph" w:styleId="berschrift1">
     <w:name w:val="heading 1"/>
@@ -17149,6 +17305,7 @@
   <w:style w:type="character" w:default="1" w:styleId="Absatz-Standardschriftart">
     <w:name w:val="Default Paragraph Font"/>
     <w:uiPriority w:val="1"/>
+    <w:semiHidden/>
     <w:unhideWhenUsed/>
   </w:style>
   <w:style w:type="table" w:default="1" w:styleId="NormaleTabelle">
@@ -18098,15 +18255,6 @@
 </file>
 
 <file path=customXml/item1.xml><?xml version="1.0" encoding="utf-8"?>
-<?mso-contentType ?>
-<FormTemplates xmlns="http://schemas.microsoft.com/sharepoint/v3/contenttype/forms">
-  <Display>DocumentLibraryForm</Display>
-  <Edit>DocumentLibraryForm</Edit>
-  <New>DocumentLibraryForm</New>
-</FormTemplates>
-</file>
-
-<file path=customXml/item2.xml><?xml version="1.0" encoding="utf-8"?>
 <ct:contentTypeSchema xmlns:ct="http://schemas.microsoft.com/office/2006/metadata/contentType" xmlns:ma="http://schemas.microsoft.com/office/2006/metadata/properties/metaAttributes" ct:_="" ma:_="" ma:contentTypeName="Dokument" ma:contentTypeID="0x010100B4F18BF0DEB24043B8BADE8AEEDEA300" ma:contentTypeVersion="2" ma:contentTypeDescription="Ein neues Dokument erstellen." ma:contentTypeScope="" ma:versionID="70708bc686e6c59bf838da438e259e26">
   <xsd:schema xmlns:xsd="http://www.w3.org/2001/XMLSchema" xmlns:xs="http://www.w3.org/2001/XMLSchema" xmlns:p="http://schemas.microsoft.com/office/2006/metadata/properties" xmlns:ns2="a377bc87-4618-438a-8f48-0bf8557dfc0d" targetNamespace="http://schemas.microsoft.com/office/2006/metadata/properties" ma:root="true" ma:fieldsID="d7af0ba49d3d814dfbf753caab118929" ns2:_="">
     <xsd:import namespace="a377bc87-4618-438a-8f48-0bf8557dfc0d"/>
@@ -18238,25 +18386,26 @@
 </ct:contentTypeSchema>
 </file>
 
+<file path=customXml/item2.xml><?xml version="1.0" encoding="utf-8"?>
+<?mso-contentType ?>
+<FormTemplates xmlns="http://schemas.microsoft.com/sharepoint/v3/contenttype/forms">
+  <Display>DocumentLibraryForm</Display>
+  <Edit>DocumentLibraryForm</Edit>
+  <New>DocumentLibraryForm</New>
+</FormTemplates>
+</file>
+
 <file path=customXml/item3.xml><?xml version="1.0" encoding="utf-8"?>
+<b:Sources xmlns:b="http://schemas.openxmlformats.org/officeDocument/2006/bibliography" xmlns="http://schemas.openxmlformats.org/officeDocument/2006/bibliography" SelectedStyle="\APASixthEditionOfficeOnline.xsl" StyleName="APA" Version="6"/>
+</file>
+
+<file path=customXml/item4.xml><?xml version="1.0" encoding="utf-8"?>
 <p:properties xmlns:p="http://schemas.microsoft.com/office/2006/metadata/properties" xmlns:xsi="http://www.w3.org/2001/XMLSchema-instance" xmlns:pc="http://schemas.microsoft.com/office/infopath/2007/PartnerControls">
   <documentManagement/>
 </p:properties>
 </file>
 
-<file path=customXml/item4.xml><?xml version="1.0" encoding="utf-8"?>
-<b:Sources xmlns:b="http://schemas.openxmlformats.org/officeDocument/2006/bibliography" xmlns="http://schemas.openxmlformats.org/officeDocument/2006/bibliography" SelectedStyle="\APASixthEditionOfficeOnline.xsl" StyleName="APA" Version="6"/>
-</file>
-
 <file path=customXml/itemProps1.xml><?xml version="1.0" encoding="utf-8"?>
-<ds:datastoreItem xmlns:ds="http://schemas.openxmlformats.org/officeDocument/2006/customXml" ds:itemID="{2F698423-0337-4B93-99A0-AA9C96EFFDF9}">
-  <ds:schemaRefs>
-    <ds:schemaRef ds:uri="http://schemas.microsoft.com/sharepoint/v3/contenttype/forms"/>
-  </ds:schemaRefs>
-</ds:datastoreItem>
-</file>
-
-<file path=customXml/itemProps2.xml><?xml version="1.0" encoding="utf-8"?>
 <ds:datastoreItem xmlns:ds="http://schemas.openxmlformats.org/officeDocument/2006/customXml" ds:itemID="{7CF23BFA-A00B-453B-AC31-C4ED7B21A5D7}">
   <ds:schemaRefs>
     <ds:schemaRef ds:uri="http://schemas.microsoft.com/office/2006/metadata/contentType"/>
@@ -18274,19 +18423,27 @@
 </ds:datastoreItem>
 </file>
 
+<file path=customXml/itemProps2.xml><?xml version="1.0" encoding="utf-8"?>
+<ds:datastoreItem xmlns:ds="http://schemas.openxmlformats.org/officeDocument/2006/customXml" ds:itemID="{2F698423-0337-4B93-99A0-AA9C96EFFDF9}">
+  <ds:schemaRefs>
+    <ds:schemaRef ds:uri="http://schemas.microsoft.com/sharepoint/v3/contenttype/forms"/>
+  </ds:schemaRefs>
+</ds:datastoreItem>
+</file>
+
 <file path=customXml/itemProps3.xml><?xml version="1.0" encoding="utf-8"?>
+<ds:datastoreItem xmlns:ds="http://schemas.openxmlformats.org/officeDocument/2006/customXml" ds:itemID="{81323CF0-E71D-49C3-95D9-3CF2AF72417E}">
+  <ds:schemaRefs>
+    <ds:schemaRef ds:uri="http://schemas.openxmlformats.org/officeDocument/2006/bibliography"/>
+  </ds:schemaRefs>
+</ds:datastoreItem>
+</file>
+
+<file path=customXml/itemProps4.xml><?xml version="1.0" encoding="utf-8"?>
 <ds:datastoreItem xmlns:ds="http://schemas.openxmlformats.org/officeDocument/2006/customXml" ds:itemID="{8646608E-0DE1-4582-A338-267286439085}">
   <ds:schemaRefs>
     <ds:schemaRef ds:uri="http://schemas.microsoft.com/office/2006/metadata/properties"/>
     <ds:schemaRef ds:uri="http://schemas.microsoft.com/office/infopath/2007/PartnerControls"/>
   </ds:schemaRefs>
 </ds:datastoreItem>
-</file>
-
-<file path=customXml/itemProps4.xml><?xml version="1.0" encoding="utf-8"?>
-<ds:datastoreItem xmlns:ds="http://schemas.openxmlformats.org/officeDocument/2006/customXml" ds:itemID="{81323CF0-E71D-49C3-95D9-3CF2AF72417E}">
-  <ds:schemaRefs>
-    <ds:schemaRef ds:uri="http://schemas.openxmlformats.org/officeDocument/2006/bibliography"/>
-  </ds:schemaRefs>
-</ds:datastoreItem>
 </file>